--- a/examples/filter/doc/13-hp-filter.docx
+++ b/examples/filter/doc/13-hp-filter.docx
@@ -858,7 +858,7 @@
               <a:graphicData uri="http://schemas.openxmlformats.org/drawingml/2006/picture">
                 <pic:pic>
                   <pic:nvPicPr>
-                    <pic:cNvPr descr="/home/gpca/tspredit/examples/filter/doc/13-hp-filter_files/fdcc3ca7417d5d196371770c489cb994082c175b.png" id="11" name="Picture"/>
+                    <pic:cNvPr descr="C:\Git\cefet-rj-dal\tspredit\examples\filter\doc\13-hp-filter_files/5efd7d32b99202b4a51779676459a203379e2af8.png" id="11" name="Picture"/>
                     <pic:cNvPicPr>
                       <a:picLocks noChangeArrowheads="1" noChangeAspect="1"/>
                     </pic:cNvPicPr>
@@ -1206,7 +1206,7 @@
               <a:graphicData uri="http://schemas.openxmlformats.org/drawingml/2006/picture">
                 <pic:pic>
                   <pic:nvPicPr>
-                    <pic:cNvPr descr="/home/gpca/tspredit/examples/filter/doc/13-hp-filter_files/c48e047c1a1c050cefc234c867bc82fe77a44190.png" id="14" name="Picture"/>
+                    <pic:cNvPr descr="C:\Git\cefet-rj-dal\tspredit\examples\filter\doc\13-hp-filter_files/64e4f5ba227ab0ae2126f1c24fc879cf4f8e6cea.png" id="14" name="Picture"/>
                     <pic:cNvPicPr>
                       <a:picLocks noChangeArrowheads="1" noChangeAspect="1"/>
                     </pic:cNvPicPr>

--- a/examples/filter/doc/13-hp-filter.docx
+++ b/examples/filter/doc/13-hp-filter.docx
@@ -858,7 +858,7 @@
               <a:graphicData uri="http://schemas.openxmlformats.org/drawingml/2006/picture">
                 <pic:pic>
                   <pic:nvPicPr>
-                    <pic:cNvPr descr="C:\Git\cefet-rj-dal\tspredit\examples\filter\doc\13-hp-filter_files/5efd7d32b99202b4a51779676459a203379e2af8.png" id="11" name="Picture"/>
+                    <pic:cNvPr descr="C:\Git\dal\tspredit\examples\filter\doc\13-hp-filter_files/5efd7d32b99202b4a51779676459a203379e2af8.png" id="11" name="Picture"/>
                     <pic:cNvPicPr>
                       <a:picLocks noChangeArrowheads="1" noChangeAspect="1"/>
                     </pic:cNvPicPr>
@@ -1206,7 +1206,7 @@
               <a:graphicData uri="http://schemas.openxmlformats.org/drawingml/2006/picture">
                 <pic:pic>
                   <pic:nvPicPr>
-                    <pic:cNvPr descr="C:\Git\cefet-rj-dal\tspredit\examples\filter\doc\13-hp-filter_files/64e4f5ba227ab0ae2126f1c24fc879cf4f8e6cea.png" id="14" name="Picture"/>
+                    <pic:cNvPr descr="C:\Git\dal\tspredit\examples\filter\doc\13-hp-filter_files/64e4f5ba227ab0ae2126f1c24fc879cf4f8e6cea.png" id="14" name="Picture"/>
                     <pic:cNvPicPr>
                       <a:picLocks noChangeArrowheads="1" noChangeAspect="1"/>
                     </pic:cNvPicPr>

--- a/examples/filter/doc/13-hp-filter.docx
+++ b/examples/filter/doc/13-hp-filter.docx
@@ -858,7 +858,7 @@
               <a:graphicData uri="http://schemas.openxmlformats.org/drawingml/2006/picture">
                 <pic:pic>
                   <pic:nvPicPr>
-                    <pic:cNvPr descr="C:\Git\dal\tspredit\examples\filter\doc\13-hp-filter_files/5efd7d32b99202b4a51779676459a203379e2af8.png" id="11" name="Picture"/>
+                    <pic:cNvPr descr="/home/gpca/tspredit/examples/filter/doc/13-hp-filter_files/fdcc3ca7417d5d196371770c489cb994082c175b.png" id="11" name="Picture"/>
                     <pic:cNvPicPr>
                       <a:picLocks noChangeArrowheads="1" noChangeAspect="1"/>
                     </pic:cNvPicPr>
@@ -1206,7 +1206,7 @@
               <a:graphicData uri="http://schemas.openxmlformats.org/drawingml/2006/picture">
                 <pic:pic>
                   <pic:nvPicPr>
-                    <pic:cNvPr descr="C:\Git\dal\tspredit\examples\filter\doc\13-hp-filter_files/64e4f5ba227ab0ae2126f1c24fc879cf4f8e6cea.png" id="14" name="Picture"/>
+                    <pic:cNvPr descr="/home/gpca/tspredit/examples/filter/doc/13-hp-filter_files/c48e047c1a1c050cefc234c867bc82fe77a44190.png" id="14" name="Picture"/>
                     <pic:cNvPicPr>
                       <a:picLocks noChangeArrowheads="1" noChangeAspect="1"/>
                     </pic:cNvPicPr>
